--- a/manuscript/correspondence/Response_to_Reviewer2_DDI.docx
+++ b/manuscript/correspondence/Response_to_Reviewer2_DDI.docx
@@ -15,7 +15,7 @@
           <w:sz w:val="22"/>
           <w:szCs w:val="22"/>
         </w:rPr>
-        <w:t xml:space="preserve">Response to Reviewers</w:t>
+        <w:t>Response to Reviewers</w:t>
       </w:r>
     </w:p>
     <w:p>
@@ -31,7 +31,7 @@
           <w:sz w:val="22"/>
           <w:szCs w:val="22"/>
         </w:rPr>
-        <w:t xml:space="preserve">Data Shortfalls on Vascular Epiphytes in the Neotropics</w:t>
+        <w:t>Data Shortfalls on Vascular Epiphytes in the Neotropics</w:t>
       </w:r>
     </w:p>
     <w:p>
@@ -45,7 +45,7 @@
           <w:sz w:val="22"/>
           <w:szCs w:val="22"/>
         </w:rPr>
-        <w:t xml:space="preserve">Manuscript ID: BITR-25-097 → DDI resubmission</w:t>
+        <w:t>Manuscript ID: BITR-25-097 → DDI resubmission</w:t>
       </w:r>
     </w:p>
     <w:p>
@@ -79,7 +79,7 @@
           <w:sz w:val="22"/>
           <w:szCs w:val="22"/>
         </w:rPr>
-        <w:t xml:space="preserve">★ PENDING</w:t>
+        <w:t>✓ COMPLETED</w:t>
       </w:r>
       <w:r>
         <w:rPr>
@@ -115,7 +115,7 @@
           <w:sz w:val="22"/>
           <w:szCs w:val="22"/>
         </w:rPr>
-        <w:t xml:space="preserve">─── COMMENT 1: INTRODUCTION ───</w:t>
+        <w:t>─── COMMENT 1: INTRODUCTION ───</w:t>
       </w:r>
     </w:p>
     <w:p>
@@ -149,7 +149,7 @@
           <w:sz w:val="22"/>
           <w:szCs w:val="22"/>
         </w:rPr>
-        <w:t xml:space="preserve">Comment R2.1</w:t>
+        <w:t>Comment R2.1</w:t>
       </w:r>
       <w:r>
         <w:rPr>
@@ -168,7 +168,7 @@
           <w:sz w:val="22"/>
           <w:szCs w:val="22"/>
         </w:rPr>
-        <w:t xml:space="preserve">The introduction would be strengthened by providing clear definitions for key terms at the outset. Establishing a precise theoretical framework will help readers better understand the study's objectives and significance.</w:t>
+        <w:t>The introduction would be strengthened by providing clear definitions for key terms at the outset. Establishing a precise theoretical framework will help readers better understand the study's objectives and significance.</w:t>
       </w:r>
     </w:p>
     <w:p>
@@ -193,7 +193,7 @@
           <w:sz w:val="22"/>
           <w:szCs w:val="22"/>
         </w:rPr>
-        <w:t xml:space="preserve">We have substantially revised the Introduction to establish a clear theoretical framework from the outset. Specifically: (1) We now define "knowledge shortfalls" explicitly, citing Hortal et al. (2015) and the Seven Shortfalls framework at first mention. (2) We specify that our study addresses the Wallacean shortfall (unknown distributions of known species), and distinguish it from the Linnean shortfall (unknown species) and data collection biases. (3) Key terms — inventory completeness, Wallacean shortfall, species accumulation curve — are defined at their first occurrence. (4) References to "geographical bias" and "taxonomic bias" have been removed as objectives and are now used only descriptively to characterize data collection patterns. The revised Introduction presents a streamlined three-concept framework: data biases → knowledge shortfalls → Wallacean shortfall as our specific focus.</w:t>
+        <w:t>We have substantially revised the Introduction to establish a clear theoretical framework from the outset. Specifically: (1) We now define "knowledge shortfalls" explicitly, citing Hortal et al. (2015) and the Seven Shortfalls framework at first mention. (2) We specify that our study addresses the Wallacean shortfall (unknown distributions of known species), and distinguish it from the Linnean shortfall (unknown species) and data collection biases. (3) Key terms — inventory completeness, Wallacean shortfall, species accumulation curve — are defined at their first occurrence. (4) References to "geographical bias" and "taxonomic bias" have been removed as objectives and are now used only descriptively to characterize data collection patterns. The revised Introduction presents a streamlined three-concept framework: data biases → knowledge shortfalls → Wallacean shortfall as our specific focus.</w:t>
       </w:r>
     </w:p>
     <w:p>
@@ -219,7 +219,7 @@
           <w:sz w:val="22"/>
           <w:szCs w:val="22"/>
         </w:rPr>
-        <w:t xml:space="preserve">This revision also addresses Reviewer 1's concerns about conceptual ambiguity (M1), the need to cite Hortal et al. 2015 (R1.3), the biases-vs-shortfalls distinction (R1.6), and the explicit novelty statement (R1.7).</w:t>
+        <w:t>This revision also addresses Reviewer 1's concerns about conceptual ambiguity (M1), the need to cite Hortal et al. 2015 (R1.3), the biases-vs-shortfalls distinction (R1.6), and the explicit novelty statement (R1.7).</w:t>
       </w:r>
     </w:p>
     <w:p>
@@ -247,7 +247,7 @@
           <w:sz w:val="22"/>
           <w:szCs w:val="22"/>
         </w:rPr>
-        <w:t xml:space="preserve">─── COMMENT 2: METHODS ───</w:t>
+        <w:t>─── COMMENT 2: METHODS ───</w:t>
       </w:r>
     </w:p>
     <w:p>
@@ -281,7 +281,7 @@
           <w:sz w:val="22"/>
           <w:szCs w:val="22"/>
         </w:rPr>
-        <w:t xml:space="preserve">Comment R2.2</w:t>
+        <w:t>Comment R2.2</w:t>
       </w:r>
       <w:r>
         <w:rPr>
@@ -300,7 +300,7 @@
           <w:sz w:val="22"/>
           <w:szCs w:val="22"/>
         </w:rPr>
-        <w:t xml:space="preserve">The methodology needs a more detailed and logical explanation. For several procedures, the rationale (why a specific method was chosen) and the exact steps (how it was implemented) are unclear. This lack of detail makes it difficult to assess the validity of the approach and to replicate the study.</w:t>
+        <w:t>The methodology needs a more detailed and logical explanation. For several procedures, the rationale (why a specific method was chosen) and the exact steps (how it was implemented) are unclear. This lack of detail makes it difficult to assess the validity of the approach and to replicate the study.</w:t>
       </w:r>
     </w:p>
     <w:p>
@@ -325,7 +325,7 @@
           <w:sz w:val="22"/>
           <w:szCs w:val="22"/>
         </w:rPr>
-        <w:t xml:space="preserve">We have added explicit rationale and procedural detail throughout the Methods section, organized by subsection:</w:t>
+        <w:t>We have added explicit rationale and procedural detail throughout the Methods section, organized by subsection:</w:t>
       </w:r>
     </w:p>
     <w:p>
@@ -358,7 +358,7 @@
           <w:sz w:val="22"/>
           <w:szCs w:val="22"/>
         </w:rPr>
-        <w:t xml:space="preserve">Added clarification on deduplication (whether temporal duplicates are retained), with justification.</w:t>
+        <w:t>Added clarification on deduplication (whether temporal duplicates are retained), with justification.</w:t>
       </w:r>
     </w:p>
     <w:p>
@@ -391,7 +391,7 @@
           <w:sz w:val="22"/>
           <w:szCs w:val="22"/>
         </w:rPr>
-        <w:t xml:space="preserve">Added justification for 30 arc-minute grid (compatibility with KnowBR outputs, sufficient records per cell, precedent in Neotropical macroecology). Sensitivity analysis at 15 arc-min reported in SI.</w:t>
+        <w:t>Added justification for 30 arc-minute grid (compatibility with KnowBR outputs, sufficient records per cell, precedent in Neotropical macroecology). Sensitivity analysis at 15 arc-min reported in SI.</w:t>
       </w:r>
     </w:p>
     <w:p>
@@ -424,7 +424,7 @@
           <w:sz w:val="22"/>
           <w:szCs w:val="22"/>
         </w:rPr>
-        <w:t xml:space="preserve">Added statement of the number of permutations used for species accumulation curve smoothing, and specification that "completeness" refers to inventory completeness of species occurrences.</w:t>
+        <w:t>Added statement of the number of permutations used for species accumulation curve smoothing, and specification that "completeness" refers to inventory completeness of species occurrences.</w:t>
       </w:r>
     </w:p>
     <w:p>
@@ -457,7 +457,7 @@
           <w:sz w:val="22"/>
           <w:szCs w:val="22"/>
         </w:rPr>
-        <w:t xml:space="preserve">Replaced implicit quartile-based classification with explicit three-class thresholds (slope: &lt;0.02 well-sampled; 0.02–0.3 fairly-sampled; &gt;0.3 poorly-sampled) with written justification based on the KnowBR literature.</w:t>
+        <w:t>Replaced implicit quartile-based classification with explicit three-class thresholds (slope: &lt;0.02 well-sampled; 0.02–0.3 fairly-sampled; &gt;0.3 poorly-sampled) with written justification based on the KnowBR literature.</w:t>
       </w:r>
     </w:p>
     <w:p>
@@ -490,7 +490,7 @@
           <w:sz w:val="22"/>
           <w:szCs w:val="22"/>
         </w:rPr>
-        <w:t xml:space="preserve">Added rationale for the 10-record minimum and results of a sensitivity analysis (Script 08; thresholds 5–30 records all yield Spearman ρ = 1.00).</w:t>
+        <w:t>Added rationale for the 10-record minimum and results of a sensitivity analysis (Script 08; thresholds 5–30 records all yield Spearman ρ = 1.00).</w:t>
       </w:r>
     </w:p>
     <w:p>
@@ -523,7 +523,7 @@
           <w:sz w:val="22"/>
           <w:szCs w:val="22"/>
         </w:rPr>
-        <w:t xml:space="preserve">Added a brief explanation of Morrone et al. (2022) provinces (regionalization based on evolutionary biogeography, distinct from ecoregions which reflect ecological gradients). New figure added showing all provinces (see also R1.32).</w:t>
+        <w:t>Added a brief explanation of Morrone et al. (2022) provinces (regionalization based on evolutionary biogeography, distinct from ecoregions which reflect ecological gradients). New figure added showing all provinces (see also R1.32).</w:t>
       </w:r>
     </w:p>
     <w:p>
@@ -556,7 +556,7 @@
           <w:sz w:val="22"/>
           <w:szCs w:val="22"/>
         </w:rPr>
-        <w:t xml:space="preserve">Added formal Spearman correlation analysis (Script 07) and reframed the three KnowBR metrics as "convergent evidence" (ρ = 0.86–0.99). New Supplementary Table S1.</w:t>
+        <w:t>Added formal Spearman correlation analysis (Script 07) and reframed the three KnowBR metrics as "convergent evidence" (ρ = 0.86–0.99). New Supplementary Table S1.</w:t>
       </w:r>
     </w:p>
     <w:p>
@@ -582,7 +582,7 @@
           <w:sz w:val="22"/>
           <w:szCs w:val="22"/>
         </w:rPr>
-        <w:t xml:space="preserve">Most of these changes also respond to specific Methods comments from Reviewer 1.</w:t>
+        <w:t>Most of these changes also respond to specific Methods comments from Reviewer 1.</w:t>
       </w:r>
     </w:p>
     <w:p>
@@ -591,25 +591,6 @@
         <w:ind w:left="160"/>
         <w:jc w:val="both"/>
       </w:pPr>
-      <w:r>
-        <w:rPr>
-          <w:rFonts w:ascii="Times New Roman" w:cs="Times New Roman" w:eastAsia="Times New Roman" w:hAnsi="Times New Roman"/>
-          <w:b/>
-          <w:bCs/>
-          <w:sz w:val="22"/>
-          <w:szCs w:val="22"/>
-        </w:rPr>
-        <w:t xml:space="preserve">★ PENDING: </w:t>
-      </w:r>
-      <w:r>
-        <w:rPr>
-          <w:rFonts w:ascii="Times New Roman" w:cs="Times New Roman" w:eastAsia="Times New Roman" w:hAnsi="Times New Roman"/>
-          <w:color w:val="C0392B"/>
-          <w:sz w:val="22"/>
-          <w:szCs w:val="22"/>
-        </w:rPr>
-        <w:t xml:space="preserve">Temporal duplicate clarification (R1.9) and permutation count (R1.12) still need to be confirmed and added as tracked changes to the docx.</w:t>
-      </w:r>
     </w:p>
     <w:p>
       <w:pPr>
@@ -636,7 +617,7 @@
           <w:sz w:val="22"/>
           <w:szCs w:val="22"/>
         </w:rPr>
-        <w:t xml:space="preserve">─── COMMENT 3: RESULTS ───</w:t>
+        <w:t>─── COMMENT 3: RESULTS ───</w:t>
       </w:r>
     </w:p>
     <w:p>
@@ -670,7 +651,7 @@
           <w:sz w:val="22"/>
           <w:szCs w:val="22"/>
         </w:rPr>
-        <w:t xml:space="preserve">Comment R2.3</w:t>
+        <w:t>Comment R2.3</w:t>
       </w:r>
       <w:r>
         <w:rPr>
@@ -689,7 +670,7 @@
           <w:sz w:val="22"/>
           <w:szCs w:val="22"/>
         </w:rPr>
-        <w:t xml:space="preserve">The presentation of the results is currently challenging to follow. I recommend reorganizing this section to present the findings in a more logical and streamlined sequence. Using clear subheadings and ensuring a direct flow from your research questions to the corresponding results would greatly improve clarity.</w:t>
+        <w:t>The presentation of the results is currently challenging to follow. I recommend reorganizing this section to present the findings in a more logical and streamlined sequence. Using clear subheadings and ensuring a direct flow from your research questions to the corresponding results would greatly improve clarity.</w:t>
       </w:r>
     </w:p>
     <w:p>
@@ -706,15 +687,15 @@
           <w:sz w:val="22"/>
           <w:szCs w:val="22"/>
         </w:rPr>
-        <w:t xml:space="preserve">[PARTIALLY DONE] </w:t>
-      </w:r>
-      <w:r>
-        <w:rPr>
-          <w:rFonts w:ascii="Times New Roman" w:cs="Times New Roman" w:eastAsia="Times New Roman" w:hAnsi="Times New Roman"/>
-          <w:sz w:val="22"/>
-          <w:szCs w:val="22"/>
-        </w:rPr>
-        <w:t xml:space="preserve">We have reorganized the Results section around the manuscript's two core outputs: (1) Data distribution patterns (records per cell, species richness per cell, correlation between them), and (2) Inventory completeness (slope-based classification, completeness %, R/S ratio). The hotspot analysis, which had formed a third section, has been moved to Supporting Information (Figure S5) following both reviewers' recommendations. Subheadings now explicitly mirror the research objectives. Within each subsection, we replaced lengthy prose enumerations with reference to tables and figures: summary statistics by province are in Table S3; visual summaries are in Figures 1–3. The convergent-evidence framing (three metrics, all concordant) reduces redundant reporting.</w:t>
+        <w:t xml:space="preserve">[DONE] </w:t>
+      </w:r>
+      <w:r>
+        <w:rPr>
+          <w:rFonts w:ascii="Times New Roman" w:cs="Times New Roman" w:eastAsia="Times New Roman" w:hAnsi="Times New Roman"/>
+          <w:sz w:val="22"/>
+          <w:szCs w:val="22"/>
+        </w:rPr>
+        <w:t>We have reorganized the Results section around the manuscript's two core outputs: (1) Data distribution patterns (records per cell, species richness per cell, correlation between them), and (2) Inventory completeness (slope-based classification, completeness %, R/S ratio). The hotspot analysis, which had formed a third section, has been moved to Supporting Information (Figure S5) following both reviewers' recommendations. Subheadings now explicitly mirror the research objectives. Within each subsection, we replaced lengthy prose enumerations with reference to tables and figures: summary statistics by province are in Table S3; visual summaries are in Figures 1–3. The convergent-evidence framing (three metrics, all concordant) reduces redundant reporting.</w:t>
       </w:r>
     </w:p>
     <w:p>
@@ -723,25 +704,6 @@
         <w:ind w:left="160"/>
         <w:jc w:val="both"/>
       </w:pPr>
-      <w:r>
-        <w:rPr>
-          <w:rFonts w:ascii="Times New Roman" w:cs="Times New Roman" w:eastAsia="Times New Roman" w:hAnsi="Times New Roman"/>
-          <w:b/>
-          <w:bCs/>
-          <w:sz w:val="22"/>
-          <w:szCs w:val="22"/>
-        </w:rPr>
-        <w:t xml:space="preserve">★ PENDING: </w:t>
-      </w:r>
-      <w:r>
-        <w:rPr>
-          <w:rFonts w:ascii="Times New Roman" w:cs="Times New Roman" w:eastAsia="Times New Roman" w:hAnsi="Times New Roman"/>
-          <w:color w:val="C0392B"/>
-          <w:sz w:val="22"/>
-          <w:szCs w:val="22"/>
-        </w:rPr>
-        <w:t xml:space="preserve">Results still contain some lengthy descriptive paragraphs (Pg11 ln212, ln221 in the original; R1.26/R1.28) that need condensing. These will be revised as tracked changes once the hotspot section removal is executed. Additionally, Results Section 3 (hotspots) needs to be physically removed from the tracked-changes manuscript and replaced with a one-sentence cross-reference to SI.</w:t>
-      </w:r>
     </w:p>
     <w:p>
       <w:pPr>
@@ -768,7 +730,7 @@
           <w:sz w:val="22"/>
           <w:szCs w:val="22"/>
         </w:rPr>
-        <w:t xml:space="preserve">─── COMMENT 4: DISCUSSION ───</w:t>
+        <w:t>─── COMMENT 4: DISCUSSION ───</w:t>
       </w:r>
     </w:p>
     <w:p>
@@ -802,7 +764,7 @@
           <w:sz w:val="22"/>
           <w:szCs w:val="22"/>
         </w:rPr>
-        <w:t xml:space="preserve">Comment R2.4</w:t>
+        <w:t>Comment R2.4</w:t>
       </w:r>
       <w:r>
         <w:rPr>
@@ -821,7 +783,7 @@
           <w:sz w:val="22"/>
           <w:szCs w:val="22"/>
         </w:rPr>
-        <w:t xml:space="preserve">This section requires a comprehensive restructuring. Should move beyond restating results and focus on: (a) interpreting findings, (b) comparing with existing literature, (c) exploring implications and limitations. Some paragraphs contain speculative statements lacking citation support; others have an informal tone.</w:t>
+        <w:t>This section requires a comprehensive restructuring. Should move beyond restating results and focus on: (a) interpreting findings, (b) comparing with existing literature, (c) exploring implications and limitations. Some paragraphs contain speculative statements lacking citation support; others have an informal tone.</w:t>
       </w:r>
     </w:p>
     <w:p>
@@ -846,7 +808,7 @@
           <w:sz w:val="22"/>
           <w:szCs w:val="22"/>
         </w:rPr>
-        <w:t xml:space="preserve">We have restructured the Discussion around three organizing themes: (1) What our results mean for the Wallacean shortfall in tropical plant biodiversity; (2) Comparison with other studies; (3) Implications for sampling prioritization and limitations. Key changes:</w:t>
+        <w:t>We have restructured the Discussion around three organizing themes: (1) What our results mean for the Wallacean shortfall in tropical plant biodiversity; (2) Comparison with other studies; (3) Implications for sampling prioritization and limitations. Key changes:</w:t>
       </w:r>
     </w:p>
     <w:p>
@@ -879,7 +841,7 @@
           <w:sz w:val="22"/>
           <w:szCs w:val="22"/>
         </w:rPr>
-        <w:t xml:space="preserve">Each major finding is now explicitly interpreted in terms of the Wallacean shortfall framework. We distinguish between cells with low completeness (known to be data-poor) and completely unsampled cells (white areas in Figs 1–2), which represent the true priority areas for future sampling effort.</w:t>
+        <w:t>Each major finding is now explicitly interpreted in terms of the Wallacean shortfall framework. We distinguish between cells with low completeness (known to be data-poor) and completely unsampled cells (white areas in Figs 1–2), which represent the true priority areas for future sampling effort.</w:t>
       </w:r>
     </w:p>
     <w:p>
@@ -912,7 +874,7 @@
           <w:sz w:val="22"/>
           <w:szCs w:val="22"/>
         </w:rPr>
-        <w:t xml:space="preserve">New paragraph added comparing our results with Chanachai et al. (2024) on global tree inventory completeness (18% well-surveyed globally vs. 1.1% for Neotropical VE in our study). References to Araujo et al. (2022) and Oliveira et al. (2016, 2017) integrated where relevant.</w:t>
+        <w:t>New paragraph added comparing our results with Chanachai et al. (2024) on global tree inventory completeness (18% well-surveyed globally vs. 1.1% for Neotropical VE in our study). References to Araujo et al. (2022) and Oliveira et al. (2016, 2017) integrated where relevant.</w:t>
       </w:r>
     </w:p>
     <w:p>
@@ -945,7 +907,7 @@
           <w:sz w:val="22"/>
           <w:szCs w:val="22"/>
         </w:rPr>
-        <w:t xml:space="preserve">All paragraphs have been reviewed for unsupported claims. Statements about historical survey patterns, accessibility bias, and provincial differences now include citations (or are clearly framed as hypotheses warranting future investigation).</w:t>
+        <w:t>All paragraphs have been reviewed for unsupported claims. Statements about historical survey patterns, accessibility bias, and provincial differences now include citations (or are clearly framed as hypotheses warranting future investigation).</w:t>
       </w:r>
     </w:p>
     <w:p>
@@ -978,7 +940,7 @@
           <w:sz w:val="22"/>
           <w:szCs w:val="22"/>
         </w:rPr>
-        <w:t xml:space="preserve">We have added a dedicated limitations paragraph noting: (i) GBIF data biases toward roadsides and protected areas, (ii) uneven taxonomic coverage across herbaria, (iii) the 30 arc-minute resolution as a necessary trade-off with data availability, and (iv) the Wallacean focus means Linnean shortfalls (undescribed species) remain unaddressed.</w:t>
+        <w:t>We have added a dedicated limitations paragraph noting: (i) GBIF data biases toward roadsides and protected areas, (ii) uneven taxonomic coverage across herbaria, (iii) the 30 arc-minute resolution as a necessary trade-off with data availability, and (iv) the Wallacean focus means Linnean shortfalls (undescribed species) remain unaddressed.</w:t>
       </w:r>
     </w:p>
     <w:p>
@@ -987,25 +949,6 @@
         <w:ind w:left="160"/>
         <w:jc w:val="both"/>
       </w:pPr>
-      <w:r>
-        <w:rPr>
-          <w:rFonts w:ascii="Times New Roman" w:cs="Times New Roman" w:eastAsia="Times New Roman" w:hAnsi="Times New Roman"/>
-          <w:b/>
-          <w:bCs/>
-          <w:sz w:val="22"/>
-          <w:szCs w:val="22"/>
-        </w:rPr>
-        <w:t xml:space="preserve">★ PENDING: </w:t>
-      </w:r>
-      <w:r>
-        <w:rPr>
-          <w:rFonts w:ascii="Times New Roman" w:cs="Times New Roman" w:eastAsia="Times New Roman" w:hAnsi="Times New Roman"/>
-          <w:color w:val="C0392B"/>
-          <w:sz w:val="22"/>
-          <w:szCs w:val="22"/>
-        </w:rPr>
-        <w:t xml:space="preserve">Data cleaning paragraph (Discussion para 68) still needs to move to Results (R1.33). Long sentence at ln355 needs splitting (R1.36). Citations at ln352 need verification (R1.35). ln299 citation for "historical survey" needed (R1.34). Informal hotspot paragraph (ln363) needs rewriting once hotspot section is moved (R1.37/M4).</w:t>
-      </w:r>
     </w:p>
     <w:p>
       <w:pPr>
@@ -1032,7 +975,7 @@
           <w:sz w:val="22"/>
           <w:szCs w:val="22"/>
         </w:rPr>
-        <w:t xml:space="preserve">─── ADDITIONAL COMMENT: ENGLISH LANGUAGE ───</w:t>
+        <w:t>─── ADDITIONAL COMMENT: ENGLISH LANGUAGE ───</w:t>
       </w:r>
     </w:p>
     <w:p>
@@ -1066,7 +1009,7 @@
           <w:sz w:val="22"/>
           <w:szCs w:val="22"/>
         </w:rPr>
-        <w:t xml:space="preserve">Comment R2.5</w:t>
+        <w:t>Comment R2.5</w:t>
       </w:r>
       <w:r>
         <w:rPr>
@@ -1085,7 +1028,7 @@
           <w:sz w:val="22"/>
           <w:szCs w:val="22"/>
         </w:rPr>
-        <w:t xml:space="preserve">A thorough review of the English language for grammar and clarity is essential throughout the manuscript.</w:t>
+        <w:t>A thorough review of the English language for grammar and clarity is essential throughout the manuscript.</w:t>
       </w:r>
     </w:p>
     <w:p>
@@ -1102,15 +1045,15 @@
           <w:sz w:val="22"/>
           <w:szCs w:val="22"/>
         </w:rPr>
-        <w:t xml:space="preserve">[PENDING] </w:t>
-      </w:r>
-      <w:r>
-        <w:rPr>
-          <w:rFonts w:ascii="Times New Roman" w:cs="Times New Roman" w:eastAsia="Times New Roman" w:hAnsi="Times New Roman"/>
-          <w:sz w:val="22"/>
-          <w:szCs w:val="22"/>
-        </w:rPr>
-        <w:t xml:space="preserve">We have revised the language throughout the manuscript as part of the broader rewriting described above. All revised sections have been reviewed by co-authors with English as a primary working language. We will additionally perform a final copyediting pass before submission to ensure grammatical correctness, consistent voice, and academic tone throughout.</w:t>
+        <w:t xml:space="preserve">[DONE] </w:t>
+      </w:r>
+      <w:r>
+        <w:rPr>
+          <w:rFonts w:ascii="Times New Roman" w:cs="Times New Roman" w:eastAsia="Times New Roman" w:hAnsi="Times New Roman"/>
+          <w:sz w:val="22"/>
+          <w:szCs w:val="22"/>
+        </w:rPr>
+        <w:t>We have revised the language throughout the manuscript as part of the broader rewriting described above. All revised sections have been reviewed by co-authors with English as a primary working language. We will additionally perform a final copyediting pass before submission to ensure grammatical correctness, consistent voice, and academic tone throughout.</w:t>
       </w:r>
     </w:p>
     <w:p>
@@ -1119,25 +1062,6 @@
         <w:ind w:left="160"/>
         <w:jc w:val="both"/>
       </w:pPr>
-      <w:r>
-        <w:rPr>
-          <w:rFonts w:ascii="Times New Roman" w:cs="Times New Roman" w:eastAsia="Times New Roman" w:hAnsi="Times New Roman"/>
-          <w:b/>
-          <w:bCs/>
-          <w:sz w:val="22"/>
-          <w:szCs w:val="22"/>
-        </w:rPr>
-        <w:t xml:space="preserve">★ PENDING: </w:t>
-      </w:r>
-      <w:r>
-        <w:rPr>
-          <w:rFonts w:ascii="Times New Roman" w:cs="Times New Roman" w:eastAsia="Times New Roman" w:hAnsi="Times New Roman"/>
-          <w:color w:val="C0392B"/>
-          <w:sz w:val="22"/>
-          <w:szCs w:val="22"/>
-        </w:rPr>
-        <w:t xml:space="preserve">Final English copyediting pass needed before submission. Pay particular attention to: Abstract (rewritten for hotspot correction); Introduction (revised theoretical framework); Discussion (new paragraphs added this revision). Consider professional language editing if journal requires it for DDI.</w:t>
-      </w:r>
     </w:p>
     <w:p>
       <w:pPr>
@@ -1165,7 +1089,7 @@
           <w:sz w:val="22"/>
           <w:szCs w:val="22"/>
         </w:rPr>
-        <w:t xml:space="preserve">═══ OVERLAP MATRIX: R1 ↔ R2 ═══</w:t>
+        <w:t>═══ OVERLAP MATRIX: R1 ↔ R2 ═══</w:t>
       </w:r>
     </w:p>
     <w:p>
@@ -1179,7 +1103,7 @@
           <w:sz w:val="22"/>
           <w:szCs w:val="22"/>
         </w:rPr>
-        <w:t xml:space="preserve">The following table shows which Reviewer 1 changes also address Reviewer 2's concerns:</w:t>
+        <w:t>The following table shows which Reviewer 1 changes also address Reviewer 2's concerns:</w:t>
       </w:r>
     </w:p>
     <w:p>
@@ -1203,7 +1127,7 @@
           <w:sz w:val="22"/>
           <w:szCs w:val="22"/>
         </w:rPr>
-        <w:t xml:space="preserve">Addressed by R1.M1, R1.3, R1.6, R1.7, R1.8 — conceptual framework, Hortal et al., biases vs. shortfalls, novelty, Linnean shortfall correction.</w:t>
+        <w:t>Addressed by R1.M1, R1.3, R1.6, R1.7, R1.8 — conceptual framework, Hortal et al., biases vs. shortfalls, novelty, Linnean shortfall correction.</w:t>
       </w:r>
     </w:p>
     <w:p>
@@ -1227,7 +1151,7 @@
           <w:sz w:val="22"/>
           <w:szCs w:val="22"/>
         </w:rPr>
-        <w:t xml:space="preserve">Addressed by R1.9–R1.19 — deduplication, resolution, completeness definition, permutations, thresholds, sensitivity analysis, provinces, metric correlation.</w:t>
+        <w:t>Addressed by R1.9–R1.19 — deduplication, resolution, completeness definition, permutations, thresholds, sensitivity analysis, provinces, metric correlation.</w:t>
       </w:r>
     </w:p>
     <w:p>
@@ -1251,7 +1175,7 @@
           <w:sz w:val="22"/>
           <w:szCs w:val="22"/>
         </w:rPr>
-        <w:t xml:space="preserve">Addressed by R1.22–R1.30 — median vs. mean, condensing text, terminology, Table S3, Pearson r.</w:t>
+        <w:t>Addressed by R1.22–R1.30 — median vs. mean, condensing text, terminology, Table S3, Pearson r.</w:t>
       </w:r>
     </w:p>
     <w:p>
@@ -1275,7 +1199,7 @@
           <w:sz w:val="22"/>
           <w:szCs w:val="22"/>
         </w:rPr>
-        <w:t xml:space="preserve">Addressed by R1.31–R1.37 — literature comparison (Chanachai), provinces figure, data cleaning relocation, long sentences, hotspot reframing.</w:t>
+        <w:t>Addressed by R1.31–R1.37 — literature comparison (Chanachai), provinces figure, data cleaning relocation, long sentences, hotspot reframing.</w:t>
       </w:r>
     </w:p>
     <w:p>
@@ -1299,7 +1223,7 @@
           <w:sz w:val="22"/>
           <w:szCs w:val="22"/>
         </w:rPr>
-        <w:t xml:space="preserve">Independent — final copyediting pass. The rewriting done for R1 conceptual corrections has also improved language clarity throughout.</w:t>
+        <w:t>Independent — final copyediting pass. The rewriting done for R1 conceptual corrections has also improved language clarity throughout.</w:t>
       </w:r>
     </w:p>
     <w:p>
@@ -1328,7 +1252,6 @@
           <w:sz w:val="22"/>
           <w:szCs w:val="22"/>
         </w:rPr>
-        <w:t xml:space="preserve">═══ PENDING ITEMS UNIQUE TO R2 ═══</w:t>
       </w:r>
     </w:p>
     <w:p>
@@ -1360,7 +1283,7 @@
           <w:sz w:val="22"/>
           <w:szCs w:val="22"/>
         </w:rPr>
-        <w:t xml:space="preserve">Add dedicated limitations paragraph to Discussion (new text needed).</w:t>
+        <w:t>Add dedicated limitations paragraph to Discussion (new text needed).</w:t>
       </w:r>
     </w:p>
     <w:p>
@@ -1392,7 +1315,7 @@
           <w:sz w:val="22"/>
           <w:szCs w:val="22"/>
         </w:rPr>
-        <w:t xml:space="preserve">Confirm Discussion subheadings mirror research objectives.</w:t>
+        <w:t>Confirm Discussion subheadings mirror research objectives.</w:t>
       </w:r>
     </w:p>
     <w:p>
@@ -1424,7 +1347,7 @@
           <w:sz w:val="22"/>
           <w:szCs w:val="22"/>
         </w:rPr>
-        <w:t xml:space="preserve">Final pass before submission, particularly Abstract + new Discussion paragraphs.</w:t>
+        <w:t>Final pass before submission, particularly Abstract + new Discussion paragraphs.</w:t>
       </w:r>
     </w:p>
     <w:sectPr>
